--- a/marketing/NineTilesPuzzle_AdCampaign_Plan.docx
+++ b/marketing/NineTilesPuzzle_AdCampaign_Plan.docx
@@ -1400,6 +1400,231 @@
         <w:spacing w:after="200" w:before="480"/>
       </w:pPr>
       <w:r>
+        <w:t xml:space="preserve">How to actually film these</w:t>
+      </w:r>
+    </w:p>
+    <w:p>
+      <w:pPr>
+        <w:spacing w:after="160"/>
+      </w:pPr>
+      <w:r>
+        <w:t xml:space="preserve">One universal template, used for all 17 videos, so the feed feels consistent without needing a real production setup. Full shot-by-shot breakdown for every individual video lives in the “Video Shot Lists” tab of the companion spreadsheet — this section is the reusable formula behind all of them.</w:t>
+      </w:r>
+    </w:p>
+    <w:p>
+      <w:pPr>
+        <w:pStyle w:val="Heading2"/>
+        <w:spacing w:after="160" w:before="320"/>
+      </w:pPr>
+      <w:r>
+        <w:t xml:space="preserve">Recording</w:t>
+      </w:r>
+    </w:p>
+    <w:p>
+      <w:pPr>
+        <w:pStyle w:val="ListParagraph"/>
+        <w:numPr>
+          <w:ilvl w:val="0"/>
+          <w:numId w:val="2"/>
+        </w:numPr>
+        <w:spacing w:after="80"/>
+      </w:pPr>
+      <w:r>
+        <w:t xml:space="preserve">Record gameplay with iOS's built-in screen recorder (Control Center → Screen Recording), not a camera pointed at the phone — much cleaner footage, no glare or hand shake.</w:t>
+      </w:r>
+    </w:p>
+    <w:p>
+      <w:pPr>
+        <w:pStyle w:val="ListParagraph"/>
+        <w:numPr>
+          <w:ilvl w:val="0"/>
+          <w:numId w:val="2"/>
+        </w:numPr>
+        <w:spacing w:after="80"/>
+      </w:pPr>
+      <w:r>
+        <w:t xml:space="preserve">Turn on Do Not Disturb before every recording so no notification banners drop into frame.</w:t>
+      </w:r>
+    </w:p>
+    <w:p>
+      <w:pPr>
+        <w:pStyle w:val="ListParagraph"/>
+        <w:numPr>
+          <w:ilvl w:val="0"/>
+          <w:numId w:val="2"/>
+        </w:numPr>
+        <w:spacing w:after="80"/>
+      </w:pPr>
+      <w:r>
+        <w:t xml:space="preserve">For the “satisfying reveal” clips, don't rely on a random photo pulled live — pick an appealing, high-contrast image ahead of time (via the Photos-library source) so the reveal actually looks good. Busy or low-contrast photos read poorly at small size.</w:t>
+      </w:r>
+    </w:p>
+    <w:p>
+      <w:pPr>
+        <w:pStyle w:val="ListParagraph"/>
+        <w:numPr>
+          <w:ilvl w:val="0"/>
+          <w:numId w:val="2"/>
+        </w:numPr>
+        <w:spacing w:after="80"/>
+      </w:pPr>
+      <w:r>
+        <w:t xml:space="preserve">Practice the solve once or twice before the take you keep — a smooth, confident solve reads far better than a fumbled one, and you don't need to fake anything, just don't record your very first attempt.</w:t>
+      </w:r>
+    </w:p>
+    <w:p>
+      <w:pPr>
+        <w:pStyle w:val="Heading2"/>
+        <w:spacing w:after="160" w:before="320"/>
+      </w:pPr>
+      <w:r>
+        <w:t xml:space="preserve">Editing</w:t>
+      </w:r>
+    </w:p>
+    <w:p>
+      <w:pPr>
+        <w:pStyle w:val="ListParagraph"/>
+        <w:numPr>
+          <w:ilvl w:val="0"/>
+          <w:numId w:val="2"/>
+        </w:numPr>
+        <w:spacing w:after="80"/>
+      </w:pPr>
+      <w:r>
+        <w:t xml:space="preserve">CapCut (free, iPhone and desktop) is the recommended editor — built-in auto-captions, text templates, and speed ramping cover everything this plan needs.</w:t>
+      </w:r>
+    </w:p>
+    <w:p>
+      <w:pPr>
+        <w:pStyle w:val="ListParagraph"/>
+        <w:numPr>
+          <w:ilvl w:val="0"/>
+          <w:numId w:val="2"/>
+        </w:numPr>
+        <w:spacing w:after="80"/>
+      </w:pPr>
+      <w:r>
+        <w:t xml:space="preserve">Every clip follows the same three-beat structure: hook in the first 1–2 seconds (show the scrambled/foggy/glitched tiles immediately, never a logo or title card first), the body (the mechanic or solve itself), and a call-to-action text card in the last 1–2 seconds.</w:t>
+      </w:r>
+    </w:p>
+    <w:p>
+      <w:pPr>
+        <w:pStyle w:val="ListParagraph"/>
+        <w:numPr>
+          <w:ilvl w:val="0"/>
+          <w:numId w:val="2"/>
+        </w:numPr>
+        <w:spacing w:after="80"/>
+      </w:pPr>
+      <w:r>
+        <w:t xml:space="preserve">Keep satisfying-reveal and mode-spotlight clips to 8–20 seconds; explainer or testimonial clips can run up to 25–30 seconds. Shorter reliably outperforms longer for the reveal format.</w:t>
+      </w:r>
+    </w:p>
+    <w:p>
+      <w:pPr>
+        <w:pStyle w:val="ListParagraph"/>
+        <w:numPr>
+          <w:ilvl w:val="0"/>
+          <w:numId w:val="2"/>
+        </w:numPr>
+        <w:spacing w:after="80"/>
+      </w:pPr>
+      <w:r>
+        <w:t xml:space="preserve">Speed up slow stretches (a shuffle animation, a long fog fade) 2–3x; keep the actual solve at or near real time so the “aha” moment lands.</w:t>
+      </w:r>
+    </w:p>
+    <w:p>
+      <w:pPr>
+        <w:pStyle w:val="Heading2"/>
+        <w:spacing w:after="160" w:before="320"/>
+      </w:pPr>
+      <w:r>
+        <w:t xml:space="preserve">On-screen text</w:t>
+      </w:r>
+    </w:p>
+    <w:p>
+      <w:pPr>
+        <w:spacing w:after="160"/>
+      </w:pPr>
+      <w:r>
+        <w:t xml:space="preserve">About 70–85% of viewers watch with sound off, so every clip needs burned-in captions — never rely on voiceover alone.</w:t>
+      </w:r>
+    </w:p>
+    <w:p>
+      <w:pPr>
+        <w:pStyle w:val="ListParagraph"/>
+        <w:numPr>
+          <w:ilvl w:val="0"/>
+          <w:numId w:val="2"/>
+        </w:numPr>
+        <w:spacing w:after="80"/>
+      </w:pPr>
+      <w:r>
+        <w:t xml:space="preserve">Bold, high-contrast white text with a dark drop shadow for readability over any photo.</w:t>
+      </w:r>
+    </w:p>
+    <w:p>
+      <w:pPr>
+        <w:pStyle w:val="ListParagraph"/>
+        <w:numPr>
+          <w:ilvl w:val="0"/>
+          <w:numId w:val="2"/>
+        </w:numPr>
+        <w:spacing w:after="80"/>
+      </w:pPr>
+      <w:r>
+        <w:t xml:space="preserve">Use your landing page's own accent color, orange (#FF8A3D), for emphasis words and the CTA text — keeps every clip visually tied to the App Store listing and landing page.</w:t>
+      </w:r>
+    </w:p>
+    <w:p>
+      <w:pPr>
+        <w:pStyle w:val="ListParagraph"/>
+        <w:numPr>
+          <w:ilvl w:val="0"/>
+          <w:numId w:val="2"/>
+        </w:numPr>
+        <w:spacing w:after="80"/>
+      </w:pPr>
+      <w:r>
+        <w:t xml:space="preserve">Position text in the upper-middle third of the frame — TikTok and Reels both place their own UI (caption, profile, like/comment buttons) along the bottom and right edges, so text placed there gets covered.</w:t>
+      </w:r>
+    </w:p>
+    <w:p>
+      <w:pPr>
+        <w:pStyle w:val="ListParagraph"/>
+        <w:numPr>
+          <w:ilvl w:val="0"/>
+          <w:numId w:val="2"/>
+        </w:numPr>
+        <w:spacing w:after="80"/>
+      </w:pPr>
+      <w:r>
+        <w:t xml:space="preserve">One CTA template, swapped at the halfway point of the campaign: “Free beta — link in bio, keep it forever” through Sep 27, then “Download now — link in bio” from Sep 28.</w:t>
+      </w:r>
+    </w:p>
+    <w:p>
+      <w:pPr>
+        <w:pStyle w:val="Heading2"/>
+        <w:spacing w:after="160" w:before="320"/>
+      </w:pPr>
+      <w:r>
+        <w:t xml:space="preserve">Music</w:t>
+      </w:r>
+    </w:p>
+    <w:p>
+      <w:pPr>
+        <w:spacing w:after="160"/>
+      </w:pPr>
+      <w:r>
+        <w:t xml:space="preserve">Don't pre-pick audio weeks in advance — trending sounds rotate weekly and using a current one materially helps reach. Check TikTok's Trending Sounds and Instagram's Reels trending audio the day you're about to post, and pick something in the same energy as the clip (upbeat for satisfying reveals, calmer for explainers and testimonials).</w:t>
+      </w:r>
+    </w:p>
+    <w:p>
+      <w:pPr>
+        <w:pStyle w:val="Heading1"/>
+        <w:spacing w:after="200" w:before="480"/>
+      </w:pPr>
+      <w:r>
         <w:t xml:space="preserve">The two calls-to-action</w:t>
       </w:r>
     </w:p>
@@ -2735,7 +2960,7 @@
         <w:spacing w:after="160"/>
       </w:pPr>
       <w:r>
-        <w:t xml:space="preserve">A day-by-day content calendar and checklist (all dates, platforms, and content ideas from this plan, plus a status column to track progress) is delivered alongside this document as a separate spreadsheet.</w:t>
+        <w:t xml:space="preserve">A day-by-day content calendar and checklist (all dates, platforms, and content ideas from this plan, plus a status column to track progress) is delivered alongside this document as a separate spreadsheet. That workbook also includes a “Video Shot Lists” tab with a full shot-by-shot breakdown — what to record, on-screen text and timing, music vibe, editing notes, and a ready-to-paste caption — for each of the 17 videos in the plan.</w:t>
       </w:r>
     </w:p>
     <w:sectPr>
